--- a/Informe_Tecnico_GimDeportivo.docx
+++ b/Informe_Tecnico_GimDeportivo.docx
@@ -1,6 +1,6 @@
 
 <file path=word/document.xml><?xml version="1.0" encoding="utf-8"?>
-<w:document xmlns:wpc="http://schemas.microsoft.com/office/word/2010/wordprocessingCanvas" xmlns:cx="http://schemas.microsoft.com/office/drawing/2014/chartex" xmlns:cx1="http://schemas.microsoft.com/office/drawing/2015/9/8/chartex" xmlns:cx2="http://schemas.microsoft.com/office/drawing/2015/10/21/chartex" xmlns:cx3="http://schemas.microsoft.com/office/drawing/2016/5/9/chartex" xmlns:cx4="http://schemas.microsoft.com/office/drawing/2016/5/10/chartex" xmlns:cx5="http://schemas.microsoft.com/office/drawing/2016/5/11/chartex" xmlns:cx6="http://schemas.microsoft.com/office/drawing/2016/5/12/chartex" xmlns:cx7="http://schemas.microsoft.com/office/drawing/2016/5/13/chartex" xmlns:cx8="http://schemas.microsoft.com/office/drawing/2016/5/14/chartex" xmlns:mc="http://schemas.openxmlformats.org/markup-compatibility/2006" xmlns:aink="http://schemas.microsoft.com/office/drawing/2016/ink" xmlns:am3d="http://schemas.microsoft.com/office/drawing/2017/model3d" xmlns:o="urn:schemas-microsoft-com:office:office" xmlns:oel="http://schemas.microsoft.com/office/2019/extlst" xmlns:r="http://schemas.openxmlformats.org/officeDocument/2006/relationships" xmlns:m="http://schemas.openxmlformats.org/officeDocument/2006/math" xmlns:v="urn:schemas-microsoft-com:vml" xmlns:wp14="http://schemas.microsoft.com/office/word/2010/wordprocessingDrawing" xmlns:wp="http://schemas.openxmlformats.org/drawingml/2006/wordprocessingDrawing" xmlns:w10="urn:schemas-microsoft-com:office:word" xmlns:w="http://schemas.openxmlformats.org/wordprocessingml/2006/main" xmlns:w14="http://schemas.microsoft.com/office/word/2010/wordml" xmlns:w15="http://schemas.microsoft.com/office/word/2012/wordml" xmlns:w16cex="http://schemas.microsoft.com/office/word/2018/wordml/cex" xmlns:w16cid="http://schemas.microsoft.com/office/word/2016/wordml/cid" xmlns:w16="http://schemas.microsoft.com/office/word/2018/wordml" xmlns:w16du="http://schemas.microsoft.com/office/word/2023/wordml/word16du" xmlns:w16sdtdh="http://schemas.microsoft.com/office/word/2020/wordml/sdtdatahash" xmlns:w16se="http://schemas.microsoft.com/office/word/2015/wordml/symex" xmlns:wpg="http://schemas.microsoft.com/office/word/2010/wordprocessingGroup" xmlns:wpi="http://schemas.microsoft.com/office/word/2010/wordprocessingInk" xmlns:wne="http://schemas.microsoft.com/office/word/2006/wordml" xmlns:wps="http://schemas.microsoft.com/office/word/2010/wordprocessingShape" mc:Ignorable="w14 w15 w16se w16cid w16 w16cex w16sdtdh w16du wp14">
+<w:document xmlns:wpc="http://schemas.microsoft.com/office/word/2010/wordprocessingCanvas" xmlns:cx="http://schemas.microsoft.com/office/drawing/2014/chartex" xmlns:cx1="http://schemas.microsoft.com/office/drawing/2015/9/8/chartex" xmlns:cx2="http://schemas.microsoft.com/office/drawing/2015/10/21/chartex" xmlns:cx3="http://schemas.microsoft.com/office/drawing/2016/5/9/chartex" xmlns:cx4="http://schemas.microsoft.com/office/drawing/2016/5/10/chartex" xmlns:cx5="http://schemas.microsoft.com/office/drawing/2016/5/11/chartex" xmlns:cx6="http://schemas.microsoft.com/office/drawing/2016/5/12/chartex" xmlns:cx7="http://schemas.microsoft.com/office/drawing/2016/5/13/chartex" xmlns:cx8="http://schemas.microsoft.com/office/drawing/2016/5/14/chartex" xmlns:mc="http://schemas.openxmlformats.org/markup-compatibility/2006" xmlns:aink="http://schemas.microsoft.com/office/drawing/2016/ink" xmlns:am3d="http://schemas.microsoft.com/office/drawing/2017/model3d" xmlns:o="urn:schemas-microsoft-com:office:office" xmlns:oel="http://schemas.microsoft.com/office/2019/extlst" xmlns:r="http://schemas.openxmlformats.org/officeDocument/2006/relationships" xmlns:m="http://schemas.openxmlformats.org/officeDocument/2006/math" xmlns:v="urn:schemas-microsoft-com:vml" xmlns:wp14="http://schemas.microsoft.com/office/word/2010/wordprocessingDrawing" xmlns:wp="http://schemas.openxmlformats.org/drawingml/2006/wordprocessingDrawing" xmlns:w10="urn:schemas-microsoft-com:office:word" xmlns:w="http://schemas.openxmlformats.org/wordprocessingml/2006/main" xmlns:w14="http://schemas.microsoft.com/office/word/2010/wordml" xmlns:w15="http://schemas.microsoft.com/office/word/2012/wordml" xmlns:w16cex="http://schemas.microsoft.com/office/word/2018/wordml/cex" xmlns:w16cid="http://schemas.microsoft.com/office/word/2016/wordml/cid" xmlns:w16="http://schemas.microsoft.com/office/word/2018/wordml" xmlns:w16du="http://schemas.microsoft.com/office/word/2023/wordml/word16du" xmlns:w16sdtdh="http://schemas.microsoft.com/office/word/2020/wordml/sdtdatahash" xmlns:w16sdtfl="http://schemas.microsoft.com/office/word/2024/wordml/sdtformatlock" xmlns:w16se="http://schemas.microsoft.com/office/word/2015/wordml/symex" xmlns:wpg="http://schemas.microsoft.com/office/word/2010/wordprocessingGroup" xmlns:wpi="http://schemas.microsoft.com/office/word/2010/wordprocessingInk" xmlns:wne="http://schemas.microsoft.com/office/word/2006/wordml" xmlns:wps="http://schemas.microsoft.com/office/word/2010/wordprocessingShape" mc:Ignorable="w14 w15 w16se w16cid w16 w16cex w16sdtdh w16sdtfl w16du wp14">
   <w:body>
     <w:p>
       <w:pPr>
@@ -701,12 +701,6 @@
         <w:gridCol w:w="4560"/>
       </w:tblGrid>
       <w:tr>
-        <w:tblPrEx>
-          <w:tblCellMar>
-            <w:top w:w="0" w:type="dxa"/>
-            <w:bottom w:w="0" w:type="dxa"/>
-          </w:tblCellMar>
-        </w:tblPrEx>
         <w:trPr>
           <w:tblHeader/>
         </w:trPr>
@@ -818,12 +812,6 @@
         </w:tc>
       </w:tr>
       <w:tr>
-        <w:tblPrEx>
-          <w:tblCellMar>
-            <w:top w:w="0" w:type="dxa"/>
-            <w:bottom w:w="0" w:type="dxa"/>
-          </w:tblCellMar>
-        </w:tblPrEx>
         <w:tc>
           <w:tcPr>
             <w:tcW w:w="3000" w:type="dxa"/>
@@ -941,12 +929,6 @@
         </w:tc>
       </w:tr>
       <w:tr>
-        <w:tblPrEx>
-          <w:tblCellMar>
-            <w:top w:w="0" w:type="dxa"/>
-            <w:bottom w:w="0" w:type="dxa"/>
-          </w:tblCellMar>
-        </w:tblPrEx>
         <w:tc>
           <w:tcPr>
             <w:tcW w:w="3000" w:type="dxa"/>
@@ -1046,12 +1028,6 @@
         </w:tc>
       </w:tr>
       <w:tr>
-        <w:tblPrEx>
-          <w:tblCellMar>
-            <w:top w:w="0" w:type="dxa"/>
-            <w:bottom w:w="0" w:type="dxa"/>
-          </w:tblCellMar>
-        </w:tblPrEx>
         <w:tc>
           <w:tcPr>
             <w:tcW w:w="3000" w:type="dxa"/>
@@ -1141,12 +1117,6 @@
         </w:tc>
       </w:tr>
       <w:tr>
-        <w:tblPrEx>
-          <w:tblCellMar>
-            <w:top w:w="0" w:type="dxa"/>
-            <w:bottom w:w="0" w:type="dxa"/>
-          </w:tblCellMar>
-        </w:tblPrEx>
         <w:tc>
           <w:tcPr>
             <w:tcW w:w="3000" w:type="dxa"/>
@@ -1172,18 +1142,8 @@
                 <w:sz w:val="20"/>
                 <w:szCs w:val="20"/>
               </w:rPr>
-              <w:t xml:space="preserve">JWT </w:t>
-            </w:r>
-            <w:proofErr w:type="spellStart"/>
-            <w:r>
-              <w:rPr>
-                <w:color w:val="1E1B4B"/>
-                <w:sz w:val="20"/>
-                <w:szCs w:val="20"/>
-              </w:rPr>
-              <w:t>Bearer</w:t>
-            </w:r>
-            <w:proofErr w:type="spellEnd"/>
+              <w:t>JWT Bearer</w:t>
+            </w:r>
           </w:p>
         </w:tc>
         <w:tc>
@@ -1274,12 +1234,6 @@
         </w:tc>
       </w:tr>
       <w:tr>
-        <w:tblPrEx>
-          <w:tblCellMar>
-            <w:top w:w="0" w:type="dxa"/>
-            <w:bottom w:w="0" w:type="dxa"/>
-          </w:tblCellMar>
-        </w:tblPrEx>
         <w:tc>
           <w:tcPr>
             <w:tcW w:w="3000" w:type="dxa"/>
@@ -1315,25 +1269,7 @@
                 <w:sz w:val="20"/>
                 <w:szCs w:val="20"/>
               </w:rPr>
-              <w:t xml:space="preserve"> (</w:t>
-            </w:r>
-            <w:proofErr w:type="spellStart"/>
-            <w:r>
-              <w:rPr>
-                <w:color w:val="1E1B4B"/>
-                <w:sz w:val="20"/>
-                <w:szCs w:val="20"/>
-              </w:rPr>
-              <w:t>Swagger</w:t>
-            </w:r>
-            <w:proofErr w:type="spellEnd"/>
-            <w:r>
-              <w:rPr>
-                <w:color w:val="1E1B4B"/>
-                <w:sz w:val="20"/>
-                <w:szCs w:val="20"/>
-              </w:rPr>
-              <w:t>)</w:t>
+              <w:t xml:space="preserve"> (Swagger)</w:t>
             </w:r>
           </w:p>
         </w:tc>
@@ -1484,12 +1420,6 @@
         <w:gridCol w:w="3670"/>
       </w:tblGrid>
       <w:tr>
-        <w:tblPrEx>
-          <w:tblCellMar>
-            <w:top w:w="0" w:type="dxa"/>
-            <w:bottom w:w="0" w:type="dxa"/>
-          </w:tblCellMar>
-        </w:tblPrEx>
         <w:trPr>
           <w:tblHeader/>
         </w:trPr>
@@ -1599,12 +1529,6 @@
         </w:tc>
       </w:tr>
       <w:tr>
-        <w:tblPrEx>
-          <w:tblCellMar>
-            <w:top w:w="0" w:type="dxa"/>
-            <w:bottom w:w="0" w:type="dxa"/>
-          </w:tblCellMar>
-        </w:tblPrEx>
         <w:tc>
           <w:tcPr>
             <w:tcW w:w="3200" w:type="dxa"/>
@@ -1696,12 +1620,6 @@
         </w:tc>
       </w:tr>
       <w:tr>
-        <w:tblPrEx>
-          <w:tblCellMar>
-            <w:top w:w="0" w:type="dxa"/>
-            <w:bottom w:w="0" w:type="dxa"/>
-          </w:tblCellMar>
-        </w:tblPrEx>
         <w:tc>
           <w:tcPr>
             <w:tcW w:w="3200" w:type="dxa"/>
@@ -1813,12 +1731,6 @@
         </w:tc>
       </w:tr>
       <w:tr>
-        <w:tblPrEx>
-          <w:tblCellMar>
-            <w:top w:w="0" w:type="dxa"/>
-            <w:bottom w:w="0" w:type="dxa"/>
-          </w:tblCellMar>
-        </w:tblPrEx>
         <w:tc>
           <w:tcPr>
             <w:tcW w:w="3200" w:type="dxa"/>
@@ -1958,12 +1870,6 @@
         </w:tc>
       </w:tr>
       <w:tr>
-        <w:tblPrEx>
-          <w:tblCellMar>
-            <w:top w:w="0" w:type="dxa"/>
-            <w:bottom w:w="0" w:type="dxa"/>
-          </w:tblCellMar>
-        </w:tblPrEx>
         <w:tc>
           <w:tcPr>
             <w:tcW w:w="3200" w:type="dxa"/>
@@ -2227,12 +2133,6 @@
         </w:tc>
       </w:tr>
       <w:tr>
-        <w:tblPrEx>
-          <w:tblCellMar>
-            <w:top w:w="0" w:type="dxa"/>
-            <w:bottom w:w="0" w:type="dxa"/>
-          </w:tblCellMar>
-        </w:tblPrEx>
         <w:tc>
           <w:tcPr>
             <w:tcW w:w="3200" w:type="dxa"/>
@@ -2336,25 +2236,7 @@
                 <w:sz w:val="20"/>
                 <w:szCs w:val="20"/>
               </w:rPr>
-              <w:t xml:space="preserve"> la interfaz </w:t>
-            </w:r>
-            <w:proofErr w:type="spellStart"/>
-            <w:r>
-              <w:rPr>
-                <w:color w:val="1E1B4B"/>
-                <w:sz w:val="20"/>
-                <w:szCs w:val="20"/>
-              </w:rPr>
-              <w:t>Swagger</w:t>
-            </w:r>
-            <w:proofErr w:type="spellEnd"/>
-            <w:r>
-              <w:rPr>
-                <w:color w:val="1E1B4B"/>
-                <w:sz w:val="20"/>
-                <w:szCs w:val="20"/>
-              </w:rPr>
-              <w:t xml:space="preserve"> UI con la </w:t>
+              <w:t xml:space="preserve"> la interfaz Swagger UI con la </w:t>
             </w:r>
             <w:proofErr w:type="spellStart"/>
             <w:r>
@@ -2396,12 +2278,6 @@
         </w:tc>
       </w:tr>
       <w:tr>
-        <w:tblPrEx>
-          <w:tblCellMar>
-            <w:top w:w="0" w:type="dxa"/>
-            <w:bottom w:w="0" w:type="dxa"/>
-          </w:tblCellMar>
-        </w:tblPrEx>
         <w:tc>
           <w:tcPr>
             <w:tcW w:w="3200" w:type="dxa"/>
@@ -3275,21 +3151,7 @@
         <w:rPr>
           <w:color w:val="1E1B4B"/>
         </w:rPr>
-        <w:t xml:space="preserve"> Framework Core con migraciones </w:t>
-      </w:r>
-      <w:proofErr w:type="spellStart"/>
-      <w:r>
-        <w:rPr>
-          <w:color w:val="1E1B4B"/>
-        </w:rPr>
-        <w:t>Code-First</w:t>
-      </w:r>
-      <w:proofErr w:type="spellEnd"/>
-      <w:r>
-        <w:rPr>
-          <w:color w:val="1E1B4B"/>
-        </w:rPr>
-        <w:t>:</w:t>
+        <w:t xml:space="preserve"> Framework Core con migraciones Code-First:</w:t>
       </w:r>
     </w:p>
     <w:p>
@@ -3320,12 +3182,6 @@
         <w:gridCol w:w="5160"/>
       </w:tblGrid>
       <w:tr>
-        <w:tblPrEx>
-          <w:tblCellMar>
-            <w:top w:w="0" w:type="dxa"/>
-            <w:bottom w:w="0" w:type="dxa"/>
-          </w:tblCellMar>
-        </w:tblPrEx>
         <w:trPr>
           <w:tblHeader/>
         </w:trPr>
@@ -3433,12 +3289,6 @@
         </w:tc>
       </w:tr>
       <w:tr>
-        <w:tblPrEx>
-          <w:tblCellMar>
-            <w:top w:w="0" w:type="dxa"/>
-            <w:bottom w:w="0" w:type="dxa"/>
-          </w:tblCellMar>
-        </w:tblPrEx>
         <w:tc>
           <w:tcPr>
             <w:tcW w:w="2000" w:type="dxa"/>
@@ -3582,12 +3432,6 @@
         </w:tc>
       </w:tr>
       <w:tr>
-        <w:tblPrEx>
-          <w:tblCellMar>
-            <w:top w:w="0" w:type="dxa"/>
-            <w:bottom w:w="0" w:type="dxa"/>
-          </w:tblCellMar>
-        </w:tblPrEx>
         <w:tc>
           <w:tcPr>
             <w:tcW w:w="2000" w:type="dxa"/>
@@ -3607,7 +3451,6 @@
             <w:vAlign w:val="center"/>
           </w:tcPr>
           <w:p>
-            <w:proofErr w:type="spellStart"/>
             <w:r>
               <w:rPr>
                 <w:color w:val="1E1B4B"/>
@@ -3616,7 +3459,6 @@
               </w:rPr>
               <w:t>Membresia</w:t>
             </w:r>
-            <w:proofErr w:type="spellEnd"/>
           </w:p>
         </w:tc>
         <w:tc>
@@ -3771,12 +3613,6 @@
         </w:tc>
       </w:tr>
       <w:tr>
-        <w:tblPrEx>
-          <w:tblCellMar>
-            <w:top w:w="0" w:type="dxa"/>
-            <w:bottom w:w="0" w:type="dxa"/>
-          </w:tblCellMar>
-        </w:tblPrEx>
         <w:tc>
           <w:tcPr>
             <w:tcW w:w="2000" w:type="dxa"/>
@@ -3902,12 +3738,6 @@
         </w:tc>
       </w:tr>
       <w:tr>
-        <w:tblPrEx>
-          <w:tblCellMar>
-            <w:top w:w="0" w:type="dxa"/>
-            <w:bottom w:w="0" w:type="dxa"/>
-          </w:tblCellMar>
-        </w:tblPrEx>
         <w:tc>
           <w:tcPr>
             <w:tcW w:w="2000" w:type="dxa"/>
@@ -4117,25 +3947,7 @@
                 <w:sz w:val="20"/>
                 <w:szCs w:val="20"/>
               </w:rPr>
-              <w:t xml:space="preserve">), </w:t>
-            </w:r>
-            <w:proofErr w:type="spellStart"/>
-            <w:r>
-              <w:rPr>
-                <w:color w:val="1E1B4B"/>
-                <w:sz w:val="20"/>
-                <w:szCs w:val="20"/>
-              </w:rPr>
-              <w:t>Membresia</w:t>
-            </w:r>
-            <w:proofErr w:type="spellEnd"/>
-            <w:r>
-              <w:rPr>
-                <w:color w:val="1E1B4B"/>
-                <w:sz w:val="20"/>
-                <w:szCs w:val="20"/>
-              </w:rPr>
-              <w:t xml:space="preserve"> (</w:t>
+              <w:t>), Membresia (</w:t>
             </w:r>
             <w:proofErr w:type="spellStart"/>
             <w:r>
@@ -4264,21 +4076,7 @@
         <w:rPr>
           <w:color w:val="1E1B4B"/>
         </w:rPr>
-        <w:t xml:space="preserve"> almacenadas como campos enteros en la entidad Usuario (Roll, Registro, </w:t>
-      </w:r>
-      <w:proofErr w:type="spellStart"/>
-      <w:r>
-        <w:rPr>
-          <w:color w:val="1E1B4B"/>
-        </w:rPr>
-        <w:t>Membresia</w:t>
-      </w:r>
-      <w:proofErr w:type="spellEnd"/>
-      <w:r>
-        <w:rPr>
-          <w:color w:val="1E1B4B"/>
-        </w:rPr>
-        <w:t xml:space="preserve">), siguiendo el modelo generado por las migraciones de </w:t>
+        <w:t xml:space="preserve"> almacenadas como campos enteros en la entidad Usuario (Roll, Registro, Membresia), siguiendo el modelo generado por las migraciones de </w:t>
       </w:r>
       <w:proofErr w:type="spellStart"/>
       <w:r>
@@ -4399,12 +4197,6 @@
         <w:gridCol w:w="6840"/>
       </w:tblGrid>
       <w:tr>
-        <w:tblPrEx>
-          <w:tblCellMar>
-            <w:top w:w="0" w:type="dxa"/>
-            <w:bottom w:w="0" w:type="dxa"/>
-          </w:tblCellMar>
-        </w:tblPrEx>
         <w:trPr>
           <w:tblHeader/>
         </w:trPr>
@@ -4514,12 +4306,6 @@
         </w:tc>
       </w:tr>
       <w:tr>
-        <w:tblPrEx>
-          <w:tblCellMar>
-            <w:top w:w="0" w:type="dxa"/>
-            <w:bottom w:w="0" w:type="dxa"/>
-          </w:tblCellMar>
-        </w:tblPrEx>
         <w:tc>
           <w:tcPr>
             <w:tcW w:w="720" w:type="dxa"/>
@@ -4568,7 +4354,6 @@
             <w:vAlign w:val="center"/>
           </w:tcPr>
           <w:p>
-            <w:proofErr w:type="spellStart"/>
             <w:r>
               <w:rPr>
                 <w:color w:val="1E1B4B"/>
@@ -4577,7 +4362,6 @@
               </w:rPr>
               <w:t>Login</w:t>
             </w:r>
-            <w:proofErr w:type="spellEnd"/>
           </w:p>
         </w:tc>
         <w:tc>
@@ -4675,12 +4459,6 @@
         </w:tc>
       </w:tr>
       <w:tr>
-        <w:tblPrEx>
-          <w:tblCellMar>
-            <w:top w:w="0" w:type="dxa"/>
-            <w:bottom w:w="0" w:type="dxa"/>
-          </w:tblCellMar>
-        </w:tblPrEx>
         <w:tc>
           <w:tcPr>
             <w:tcW w:w="720" w:type="dxa"/>
@@ -4772,12 +4550,6 @@
         </w:tc>
       </w:tr>
       <w:tr>
-        <w:tblPrEx>
-          <w:tblCellMar>
-            <w:top w:w="0" w:type="dxa"/>
-            <w:bottom w:w="0" w:type="dxa"/>
-          </w:tblCellMar>
-        </w:tblPrEx>
         <w:tc>
           <w:tcPr>
             <w:tcW w:w="720" w:type="dxa"/>
@@ -4887,12 +4659,6 @@
         </w:tc>
       </w:tr>
       <w:tr>
-        <w:tblPrEx>
-          <w:tblCellMar>
-            <w:top w:w="0" w:type="dxa"/>
-            <w:bottom w:w="0" w:type="dxa"/>
-          </w:tblCellMar>
-        </w:tblPrEx>
         <w:tc>
           <w:tcPr>
             <w:tcW w:w="720" w:type="dxa"/>
@@ -4982,12 +4748,6 @@
         </w:tc>
       </w:tr>
       <w:tr>
-        <w:tblPrEx>
-          <w:tblCellMar>
-            <w:top w:w="0" w:type="dxa"/>
-            <w:bottom w:w="0" w:type="dxa"/>
-          </w:tblCellMar>
-        </w:tblPrEx>
         <w:tc>
           <w:tcPr>
             <w:tcW w:w="720" w:type="dxa"/>
@@ -5107,36 +4867,12 @@
                 <w:sz w:val="20"/>
                 <w:szCs w:val="20"/>
               </w:rPr>
-              <w:t xml:space="preserve">: </w:t>
-            </w:r>
-            <w:proofErr w:type="spellStart"/>
-            <w:r>
-              <w:rPr>
-                <w:color w:val="1E1B4B"/>
-                <w:sz w:val="20"/>
-                <w:szCs w:val="20"/>
-              </w:rPr>
-              <w:t>Bearer</w:t>
-            </w:r>
-            <w:proofErr w:type="spellEnd"/>
-            <w:r>
-              <w:rPr>
-                <w:color w:val="1E1B4B"/>
-                <w:sz w:val="20"/>
-                <w:szCs w:val="20"/>
-              </w:rPr>
-              <w:t xml:space="preserve"> {token}</w:t>
+              <w:t>: Bearer {token}</w:t>
             </w:r>
           </w:p>
         </w:tc>
       </w:tr>
       <w:tr>
-        <w:tblPrEx>
-          <w:tblCellMar>
-            <w:top w:w="0" w:type="dxa"/>
-            <w:bottom w:w="0" w:type="dxa"/>
-          </w:tblCellMar>
-        </w:tblPrEx>
         <w:tc>
           <w:tcPr>
             <w:tcW w:w="720" w:type="dxa"/>
@@ -5475,6 +5211,7 @@
         <w:t>(</w:t>
       </w:r>
       <w:proofErr w:type="spellStart"/>
+      <w:proofErr w:type="gramStart"/>
       <w:r>
         <w:rPr>
           <w:rFonts w:ascii="Courier New" w:eastAsia="Courier New" w:hAnsi="Courier New" w:cs="Courier New"/>
@@ -5486,6 +5223,7 @@
         <w:t>builder.Configuration</w:t>
       </w:r>
       <w:proofErr w:type="spellEnd"/>
+      <w:proofErr w:type="gramEnd"/>
       <w:r>
         <w:rPr>
           <w:rFonts w:ascii="Courier New" w:eastAsia="Courier New" w:hAnsi="Courier New" w:cs="Courier New"/>
@@ -5497,6 +5235,7 @@
         <w:t>["</w:t>
       </w:r>
       <w:proofErr w:type="spellStart"/>
+      <w:proofErr w:type="gramStart"/>
       <w:r>
         <w:rPr>
           <w:rFonts w:ascii="Courier New" w:eastAsia="Courier New" w:hAnsi="Courier New" w:cs="Courier New"/>
@@ -5508,6 +5247,7 @@
         <w:t>Jwt:Key</w:t>
       </w:r>
       <w:proofErr w:type="spellEnd"/>
+      <w:proofErr w:type="gramEnd"/>
       <w:r>
         <w:rPr>
           <w:rFonts w:ascii="Courier New" w:eastAsia="Courier New" w:hAnsi="Courier New" w:cs="Courier New"/>
@@ -5516,8 +5256,20 @@
           <w:szCs w:val="18"/>
           <w:lang w:val="en-US"/>
         </w:rPr>
-        <w:t>"]!);</w:t>
-      </w:r>
+        <w:t>"]!</w:t>
+      </w:r>
+      <w:proofErr w:type="gramStart"/>
+      <w:r>
+        <w:rPr>
+          <w:rFonts w:ascii="Courier New" w:eastAsia="Courier New" w:hAnsi="Courier New" w:cs="Courier New"/>
+          <w:color w:val="1E1B4B"/>
+          <w:sz w:val="18"/>
+          <w:szCs w:val="18"/>
+          <w:lang w:val="en-US"/>
+        </w:rPr>
+        <w:t>);</w:t>
+      </w:r>
+      <w:proofErr w:type="gramEnd"/>
     </w:p>
     <w:p>
       <w:pPr>
@@ -5562,8 +5314,20 @@
           <w:szCs w:val="18"/>
           <w:lang w:val="en-US"/>
         </w:rPr>
-        <w:t xml:space="preserve"> = new TokenValidationParameters</w:t>
-      </w:r>
+        <w:t xml:space="preserve"> = new </w:t>
+      </w:r>
+      <w:proofErr w:type="spellStart"/>
+      <w:r>
+        <w:rPr>
+          <w:rFonts w:ascii="Courier New" w:eastAsia="Courier New" w:hAnsi="Courier New" w:cs="Courier New"/>
+          <w:color w:val="1E1B4B"/>
+          <w:sz w:val="18"/>
+          <w:szCs w:val="18"/>
+          <w:lang w:val="en-US"/>
+        </w:rPr>
+        <w:t>TokenValidationParameters</w:t>
+      </w:r>
+      <w:proofErr w:type="spellEnd"/>
     </w:p>
     <w:p>
       <w:pPr>
@@ -5948,12 +5712,6 @@
         <w:gridCol w:w="1750"/>
       </w:tblGrid>
       <w:tr>
-        <w:tblPrEx>
-          <w:tblCellMar>
-            <w:top w:w="0" w:type="dxa"/>
-            <w:bottom w:w="0" w:type="dxa"/>
-          </w:tblCellMar>
-        </w:tblPrEx>
         <w:trPr>
           <w:tblHeader/>
         </w:trPr>
@@ -6131,12 +5889,6 @@
         </w:tc>
       </w:tr>
       <w:tr>
-        <w:tblPrEx>
-          <w:tblCellMar>
-            <w:top w:w="0" w:type="dxa"/>
-            <w:bottom w:w="0" w:type="dxa"/>
-          </w:tblCellMar>
-        </w:tblPrEx>
         <w:tc>
           <w:tcPr>
             <w:tcW w:w="1600" w:type="dxa"/>
@@ -6284,12 +6036,6 @@
         </w:tc>
       </w:tr>
       <w:tr>
-        <w:tblPrEx>
-          <w:tblCellMar>
-            <w:top w:w="0" w:type="dxa"/>
-            <w:bottom w:w="0" w:type="dxa"/>
-          </w:tblCellMar>
-        </w:tblPrEx>
         <w:tc>
           <w:tcPr>
             <w:tcW w:w="1600" w:type="dxa"/>
@@ -6437,12 +6183,6 @@
         </w:tc>
       </w:tr>
       <w:tr>
-        <w:tblPrEx>
-          <w:tblCellMar>
-            <w:top w:w="0" w:type="dxa"/>
-            <w:bottom w:w="0" w:type="dxa"/>
-          </w:tblCellMar>
-        </w:tblPrEx>
         <w:tc>
           <w:tcPr>
             <w:tcW w:w="1600" w:type="dxa"/>
@@ -6663,12 +6403,6 @@
         <w:gridCol w:w="3560"/>
       </w:tblGrid>
       <w:tr>
-        <w:tblPrEx>
-          <w:tblCellMar>
-            <w:top w:w="0" w:type="dxa"/>
-            <w:bottom w:w="0" w:type="dxa"/>
-          </w:tblCellMar>
-        </w:tblPrEx>
         <w:trPr>
           <w:tblHeader/>
         </w:trPr>
@@ -6816,12 +6550,6 @@
         </w:tc>
       </w:tr>
       <w:tr>
-        <w:tblPrEx>
-          <w:tblCellMar>
-            <w:top w:w="0" w:type="dxa"/>
-            <w:bottom w:w="0" w:type="dxa"/>
-          </w:tblCellMar>
-        </w:tblPrEx>
         <w:tc>
           <w:tcPr>
             <w:tcW w:w="1200" w:type="dxa"/>
@@ -7005,12 +6733,6 @@
         <w:gridCol w:w="2760"/>
       </w:tblGrid>
       <w:tr>
-        <w:tblPrEx>
-          <w:tblCellMar>
-            <w:top w:w="0" w:type="dxa"/>
-            <w:bottom w:w="0" w:type="dxa"/>
-          </w:tblCellMar>
-        </w:tblPrEx>
         <w:trPr>
           <w:tblHeader/>
         </w:trPr>
@@ -7158,12 +6880,6 @@
         </w:tc>
       </w:tr>
       <w:tr>
-        <w:tblPrEx>
-          <w:tblCellMar>
-            <w:top w:w="0" w:type="dxa"/>
-            <w:bottom w:w="0" w:type="dxa"/>
-          </w:tblCellMar>
-        </w:tblPrEx>
         <w:tc>
           <w:tcPr>
             <w:tcW w:w="1200" w:type="dxa"/>
@@ -7282,12 +6998,6 @@
         </w:tc>
       </w:tr>
       <w:tr>
-        <w:tblPrEx>
-          <w:tblCellMar>
-            <w:top w:w="0" w:type="dxa"/>
-            <w:bottom w:w="0" w:type="dxa"/>
-          </w:tblCellMar>
-        </w:tblPrEx>
         <w:tc>
           <w:tcPr>
             <w:tcW w:w="1200" w:type="dxa"/>
@@ -7406,12 +7116,6 @@
         </w:tc>
       </w:tr>
       <w:tr>
-        <w:tblPrEx>
-          <w:tblCellMar>
-            <w:top w:w="0" w:type="dxa"/>
-            <w:bottom w:w="0" w:type="dxa"/>
-          </w:tblCellMar>
-        </w:tblPrEx>
         <w:tc>
           <w:tcPr>
             <w:tcW w:w="1200" w:type="dxa"/>
@@ -7530,12 +7234,6 @@
         </w:tc>
       </w:tr>
       <w:tr>
-        <w:tblPrEx>
-          <w:tblCellMar>
-            <w:top w:w="0" w:type="dxa"/>
-            <w:bottom w:w="0" w:type="dxa"/>
-          </w:tblCellMar>
-        </w:tblPrEx>
         <w:tc>
           <w:tcPr>
             <w:tcW w:w="1200" w:type="dxa"/>
@@ -7654,12 +7352,6 @@
         </w:tc>
       </w:tr>
       <w:tr>
-        <w:tblPrEx>
-          <w:tblCellMar>
-            <w:top w:w="0" w:type="dxa"/>
-            <w:bottom w:w="0" w:type="dxa"/>
-          </w:tblCellMar>
-        </w:tblPrEx>
         <w:tc>
           <w:tcPr>
             <w:tcW w:w="1200" w:type="dxa"/>
@@ -7828,12 +7520,6 @@
         <w:gridCol w:w="2360"/>
       </w:tblGrid>
       <w:tr>
-        <w:tblPrEx>
-          <w:tblCellMar>
-            <w:top w:w="0" w:type="dxa"/>
-            <w:bottom w:w="0" w:type="dxa"/>
-          </w:tblCellMar>
-        </w:tblPrEx>
         <w:trPr>
           <w:tblHeader/>
         </w:trPr>
@@ -7981,12 +7667,6 @@
         </w:tc>
       </w:tr>
       <w:tr>
-        <w:tblPrEx>
-          <w:tblCellMar>
-            <w:top w:w="0" w:type="dxa"/>
-            <w:bottom w:w="0" w:type="dxa"/>
-          </w:tblCellMar>
-        </w:tblPrEx>
         <w:tc>
           <w:tcPr>
             <w:tcW w:w="1200" w:type="dxa"/>
@@ -8125,12 +7805,6 @@
         </w:tc>
       </w:tr>
       <w:tr>
-        <w:tblPrEx>
-          <w:tblCellMar>
-            <w:top w:w="0" w:type="dxa"/>
-            <w:bottom w:w="0" w:type="dxa"/>
-          </w:tblCellMar>
-        </w:tblPrEx>
         <w:tc>
           <w:tcPr>
             <w:tcW w:w="1200" w:type="dxa"/>
@@ -8285,12 +7959,6 @@
         </w:tc>
       </w:tr>
       <w:tr>
-        <w:tblPrEx>
-          <w:tblCellMar>
-            <w:top w:w="0" w:type="dxa"/>
-            <w:bottom w:w="0" w:type="dxa"/>
-          </w:tblCellMar>
-        </w:tblPrEx>
         <w:tc>
           <w:tcPr>
             <w:tcW w:w="1200" w:type="dxa"/>
@@ -8429,12 +8097,6 @@
         </w:tc>
       </w:tr>
       <w:tr>
-        <w:tblPrEx>
-          <w:tblCellMar>
-            <w:top w:w="0" w:type="dxa"/>
-            <w:bottom w:w="0" w:type="dxa"/>
-          </w:tblCellMar>
-        </w:tblPrEx>
         <w:tc>
           <w:tcPr>
             <w:tcW w:w="1200" w:type="dxa"/>
@@ -8589,12 +8251,6 @@
         </w:tc>
       </w:tr>
       <w:tr>
-        <w:tblPrEx>
-          <w:tblCellMar>
-            <w:top w:w="0" w:type="dxa"/>
-            <w:bottom w:w="0" w:type="dxa"/>
-          </w:tblCellMar>
-        </w:tblPrEx>
         <w:tc>
           <w:tcPr>
             <w:tcW w:w="1200" w:type="dxa"/>
@@ -8778,12 +8434,6 @@
         <w:gridCol w:w="2360"/>
       </w:tblGrid>
       <w:tr>
-        <w:tblPrEx>
-          <w:tblCellMar>
-            <w:top w:w="0" w:type="dxa"/>
-            <w:bottom w:w="0" w:type="dxa"/>
-          </w:tblCellMar>
-        </w:tblPrEx>
         <w:trPr>
           <w:tblHeader/>
         </w:trPr>
@@ -8931,12 +8581,6 @@
         </w:tc>
       </w:tr>
       <w:tr>
-        <w:tblPrEx>
-          <w:tblCellMar>
-            <w:top w:w="0" w:type="dxa"/>
-            <w:bottom w:w="0" w:type="dxa"/>
-          </w:tblCellMar>
-        </w:tblPrEx>
         <w:tc>
           <w:tcPr>
             <w:tcW w:w="1200" w:type="dxa"/>
@@ -9055,12 +8699,6 @@
         </w:tc>
       </w:tr>
       <w:tr>
-        <w:tblPrEx>
-          <w:tblCellMar>
-            <w:top w:w="0" w:type="dxa"/>
-            <w:bottom w:w="0" w:type="dxa"/>
-          </w:tblCellMar>
-        </w:tblPrEx>
         <w:tc>
           <w:tcPr>
             <w:tcW w:w="1200" w:type="dxa"/>
@@ -9179,12 +8817,6 @@
         </w:tc>
       </w:tr>
       <w:tr>
-        <w:tblPrEx>
-          <w:tblCellMar>
-            <w:top w:w="0" w:type="dxa"/>
-            <w:bottom w:w="0" w:type="dxa"/>
-          </w:tblCellMar>
-        </w:tblPrEx>
         <w:tc>
           <w:tcPr>
             <w:tcW w:w="1200" w:type="dxa"/>
@@ -9303,12 +8935,6 @@
         </w:tc>
       </w:tr>
       <w:tr>
-        <w:tblPrEx>
-          <w:tblCellMar>
-            <w:top w:w="0" w:type="dxa"/>
-            <w:bottom w:w="0" w:type="dxa"/>
-          </w:tblCellMar>
-        </w:tblPrEx>
         <w:tc>
           <w:tcPr>
             <w:tcW w:w="1200" w:type="dxa"/>
@@ -9428,12 +9054,6 @@
         </w:tc>
       </w:tr>
       <w:tr>
-        <w:tblPrEx>
-          <w:tblCellMar>
-            <w:top w:w="0" w:type="dxa"/>
-            <w:bottom w:w="0" w:type="dxa"/>
-          </w:tblCellMar>
-        </w:tblPrEx>
         <w:tc>
           <w:tcPr>
             <w:tcW w:w="1200" w:type="dxa"/>
@@ -9589,12 +9209,6 @@
         <w:gridCol w:w="3560"/>
       </w:tblGrid>
       <w:tr>
-        <w:tblPrEx>
-          <w:tblCellMar>
-            <w:top w:w="0" w:type="dxa"/>
-            <w:bottom w:w="0" w:type="dxa"/>
-          </w:tblCellMar>
-        </w:tblPrEx>
         <w:trPr>
           <w:tblHeader/>
         </w:trPr>
@@ -9742,12 +9356,6 @@
         </w:tc>
       </w:tr>
       <w:tr>
-        <w:tblPrEx>
-          <w:tblCellMar>
-            <w:top w:w="0" w:type="dxa"/>
-            <w:bottom w:w="0" w:type="dxa"/>
-          </w:tblCellMar>
-        </w:tblPrEx>
         <w:tc>
           <w:tcPr>
             <w:tcW w:w="1200" w:type="dxa"/>
@@ -9866,12 +9474,6 @@
         </w:tc>
       </w:tr>
       <w:tr>
-        <w:tblPrEx>
-          <w:tblCellMar>
-            <w:top w:w="0" w:type="dxa"/>
-            <w:bottom w:w="0" w:type="dxa"/>
-          </w:tblCellMar>
-        </w:tblPrEx>
         <w:tc>
           <w:tcPr>
             <w:tcW w:w="1200" w:type="dxa"/>
@@ -9990,12 +9592,6 @@
         </w:tc>
       </w:tr>
       <w:tr>
-        <w:tblPrEx>
-          <w:tblCellMar>
-            <w:top w:w="0" w:type="dxa"/>
-            <w:bottom w:w="0" w:type="dxa"/>
-          </w:tblCellMar>
-        </w:tblPrEx>
         <w:tc>
           <w:tcPr>
             <w:tcW w:w="1200" w:type="dxa"/>
@@ -10114,12 +9710,6 @@
         </w:tc>
       </w:tr>
       <w:tr>
-        <w:tblPrEx>
-          <w:tblCellMar>
-            <w:top w:w="0" w:type="dxa"/>
-            <w:bottom w:w="0" w:type="dxa"/>
-          </w:tblCellMar>
-        </w:tblPrEx>
         <w:tc>
           <w:tcPr>
             <w:tcW w:w="1200" w:type="dxa"/>
@@ -10238,12 +9828,6 @@
         </w:tc>
       </w:tr>
       <w:tr>
-        <w:tblPrEx>
-          <w:tblCellMar>
-            <w:top w:w="0" w:type="dxa"/>
-            <w:bottom w:w="0" w:type="dxa"/>
-          </w:tblCellMar>
-        </w:tblPrEx>
         <w:tc>
           <w:tcPr>
             <w:tcW w:w="1200" w:type="dxa"/>
@@ -10392,15 +9976,7 @@
         <w:pStyle w:val="Ttulo2"/>
       </w:pPr>
       <w:r>
-        <w:t xml:space="preserve">6.1 </w:t>
-      </w:r>
-      <w:proofErr w:type="spellStart"/>
-      <w:r>
-        <w:t>Login</w:t>
-      </w:r>
-      <w:proofErr w:type="spellEnd"/>
-      <w:r>
-        <w:t xml:space="preserve"> — POST /api/</w:t>
+        <w:t>6.1 Login — POST /api/</w:t>
       </w:r>
       <w:proofErr w:type="spellStart"/>
       <w:r>
@@ -10433,21 +10009,7 @@
         <w:rPr>
           <w:color w:val="1E1B4B"/>
         </w:rPr>
-        <w:t xml:space="preserve"> </w:t>
-      </w:r>
-      <w:proofErr w:type="spellStart"/>
-      <w:r>
-        <w:rPr>
-          <w:color w:val="1E1B4B"/>
-        </w:rPr>
-        <w:t>Body</w:t>
-      </w:r>
-      <w:proofErr w:type="spellEnd"/>
-      <w:r>
-        <w:rPr>
-          <w:color w:val="1E1B4B"/>
-        </w:rPr>
-        <w:t>:</w:t>
+        <w:t xml:space="preserve"> Body:</w:t>
       </w:r>
     </w:p>
     <w:p>
@@ -10839,21 +10401,7 @@
         <w:rPr>
           <w:color w:val="1E1B4B"/>
         </w:rPr>
-        <w:t xml:space="preserve"> </w:t>
-      </w:r>
-      <w:proofErr w:type="spellStart"/>
-      <w:r>
-        <w:rPr>
-          <w:color w:val="1E1B4B"/>
-        </w:rPr>
-        <w:t>Body</w:t>
-      </w:r>
-      <w:proofErr w:type="spellEnd"/>
-      <w:r>
-        <w:rPr>
-          <w:color w:val="1E1B4B"/>
-        </w:rPr>
-        <w:t>:</w:t>
+        <w:t xml:space="preserve"> Body:</w:t>
       </w:r>
     </w:p>
     <w:p>
@@ -11292,12 +10840,6 @@
         <w:gridCol w:w="7360"/>
       </w:tblGrid>
       <w:tr>
-        <w:tblPrEx>
-          <w:tblCellMar>
-            <w:top w:w="0" w:type="dxa"/>
-            <w:bottom w:w="0" w:type="dxa"/>
-          </w:tblCellMar>
-        </w:tblPrEx>
         <w:trPr>
           <w:tblHeader/>
         </w:trPr>
@@ -11385,12 +10927,6 @@
         </w:tc>
       </w:tr>
       <w:tr>
-        <w:tblPrEx>
-          <w:tblCellMar>
-            <w:top w:w="0" w:type="dxa"/>
-            <w:bottom w:w="0" w:type="dxa"/>
-          </w:tblCellMar>
-        </w:tblPrEx>
         <w:tc>
           <w:tcPr>
             <w:tcW w:w="2000" w:type="dxa"/>
@@ -11461,12 +10997,6 @@
         </w:tc>
       </w:tr>
       <w:tr>
-        <w:tblPrEx>
-          <w:tblCellMar>
-            <w:top w:w="0" w:type="dxa"/>
-            <w:bottom w:w="0" w:type="dxa"/>
-          </w:tblCellMar>
-        </w:tblPrEx>
         <w:tc>
           <w:tcPr>
             <w:tcW w:w="2000" w:type="dxa"/>
@@ -11537,12 +11067,6 @@
         </w:tc>
       </w:tr>
       <w:tr>
-        <w:tblPrEx>
-          <w:tblCellMar>
-            <w:top w:w="0" w:type="dxa"/>
-            <w:bottom w:w="0" w:type="dxa"/>
-          </w:tblCellMar>
-        </w:tblPrEx>
         <w:tc>
           <w:tcPr>
             <w:tcW w:w="2000" w:type="dxa"/>
@@ -11621,12 +11145,6 @@
         </w:tc>
       </w:tr>
       <w:tr>
-        <w:tblPrEx>
-          <w:tblCellMar>
-            <w:top w:w="0" w:type="dxa"/>
-            <w:bottom w:w="0" w:type="dxa"/>
-          </w:tblCellMar>
-        </w:tblPrEx>
         <w:tc>
           <w:tcPr>
             <w:tcW w:w="2000" w:type="dxa"/>
@@ -11652,25 +11170,7 @@
                 <w:sz w:val="20"/>
                 <w:szCs w:val="20"/>
               </w:rPr>
-              <w:t xml:space="preserve">400 </w:t>
-            </w:r>
-            <w:proofErr w:type="spellStart"/>
-            <w:r>
-              <w:rPr>
-                <w:color w:val="1E1B4B"/>
-                <w:sz w:val="20"/>
-                <w:szCs w:val="20"/>
-              </w:rPr>
-              <w:t>Bad</w:t>
-            </w:r>
-            <w:proofErr w:type="spellEnd"/>
-            <w:r>
-              <w:rPr>
-                <w:color w:val="1E1B4B"/>
-                <w:sz w:val="20"/>
-                <w:szCs w:val="20"/>
-              </w:rPr>
-              <w:t xml:space="preserve"> </w:t>
+              <w:t xml:space="preserve">400 Bad </w:t>
             </w:r>
             <w:proofErr w:type="spellStart"/>
             <w:r>
@@ -11743,12 +11243,6 @@
         </w:tc>
       </w:tr>
       <w:tr>
-        <w:tblPrEx>
-          <w:tblCellMar>
-            <w:top w:w="0" w:type="dxa"/>
-            <w:bottom w:w="0" w:type="dxa"/>
-          </w:tblCellMar>
-        </w:tblPrEx>
         <w:tc>
           <w:tcPr>
             <w:tcW w:w="2000" w:type="dxa"/>
@@ -11819,12 +11313,6 @@
         </w:tc>
       </w:tr>
       <w:tr>
-        <w:tblPrEx>
-          <w:tblCellMar>
-            <w:top w:w="0" w:type="dxa"/>
-            <w:bottom w:w="0" w:type="dxa"/>
-          </w:tblCellMar>
-        </w:tblPrEx>
         <w:tc>
           <w:tcPr>
             <w:tcW w:w="2000" w:type="dxa"/>
@@ -11905,12 +11393,6 @@
         </w:tc>
       </w:tr>
       <w:tr>
-        <w:tblPrEx>
-          <w:tblCellMar>
-            <w:top w:w="0" w:type="dxa"/>
-            <w:bottom w:w="0" w:type="dxa"/>
-          </w:tblCellMar>
-        </w:tblPrEx>
         <w:tc>
           <w:tcPr>
             <w:tcW w:w="2000" w:type="dxa"/>
@@ -11936,36 +11418,8 @@
                 <w:sz w:val="20"/>
                 <w:szCs w:val="20"/>
               </w:rPr>
-              <w:t xml:space="preserve">404 </w:t>
-            </w:r>
-            <w:proofErr w:type="spellStart"/>
-            <w:r>
-              <w:rPr>
-                <w:color w:val="1E1B4B"/>
-                <w:sz w:val="20"/>
-                <w:szCs w:val="20"/>
-              </w:rPr>
-              <w:t>Not</w:t>
-            </w:r>
-            <w:proofErr w:type="spellEnd"/>
-            <w:r>
-              <w:rPr>
-                <w:color w:val="1E1B4B"/>
-                <w:sz w:val="20"/>
-                <w:szCs w:val="20"/>
-              </w:rPr>
-              <w:t xml:space="preserve"> </w:t>
-            </w:r>
-            <w:proofErr w:type="spellStart"/>
-            <w:r>
-              <w:rPr>
-                <w:color w:val="1E1B4B"/>
-                <w:sz w:val="20"/>
-                <w:szCs w:val="20"/>
-              </w:rPr>
-              <w:t>Found</w:t>
-            </w:r>
-            <w:proofErr w:type="spellEnd"/>
+              <w:t>404 Not Found</w:t>
+            </w:r>
           </w:p>
         </w:tc>
         <w:tc>
@@ -12116,27 +11570,7 @@
           <w:sz w:val="18"/>
           <w:szCs w:val="18"/>
         </w:rPr>
-        <w:t xml:space="preserve">         -&gt; </w:t>
-      </w:r>
-      <w:proofErr w:type="spellStart"/>
-      <w:r>
-        <w:rPr>
-          <w:rFonts w:ascii="Courier New" w:eastAsia="Courier New" w:hAnsi="Courier New" w:cs="Courier New"/>
-          <w:color w:val="1E1B4B"/>
-          <w:sz w:val="18"/>
-          <w:szCs w:val="18"/>
-        </w:rPr>
-        <w:t>Login</w:t>
-      </w:r>
-      <w:proofErr w:type="spellEnd"/>
-      <w:r>
-        <w:rPr>
-          <w:rFonts w:ascii="Courier New" w:eastAsia="Courier New" w:hAnsi="Courier New" w:cs="Courier New"/>
-          <w:color w:val="1E1B4B"/>
-          <w:sz w:val="18"/>
-          <w:szCs w:val="18"/>
-        </w:rPr>
-        <w:t xml:space="preserve"> y </w:t>
+        <w:t xml:space="preserve">         -&gt; Login y </w:t>
       </w:r>
       <w:proofErr w:type="spellStart"/>
       <w:r>
@@ -12823,8 +12257,45 @@
       </w:r>
     </w:p>
     <w:p>
-      <w:r>
-        <w:br w:type="page"/>
+      <w:pPr>
+        <w:jc w:val="center"/>
+      </w:pPr>
+      <w:r>
+        <w:drawing>
+          <wp:inline distT="0" distB="0" distL="0" distR="0" wp14:anchorId="554DDE22" wp14:editId="274FB15E">
+            <wp:extent cx="5620534" cy="4267796"/>
+            <wp:effectExtent l="0" t="0" r="0" b="0"/>
+            <wp:docPr id="806714568" name="Imagen 1"/>
+            <wp:cNvGraphicFramePr>
+              <a:graphicFrameLocks xmlns:a="http://schemas.openxmlformats.org/drawingml/2006/main" noChangeAspect="1"/>
+            </wp:cNvGraphicFramePr>
+            <a:graphic xmlns:a="http://schemas.openxmlformats.org/drawingml/2006/main">
+              <a:graphicData uri="http://schemas.openxmlformats.org/drawingml/2006/picture">
+                <pic:pic xmlns:pic="http://schemas.openxmlformats.org/drawingml/2006/picture">
+                  <pic:nvPicPr>
+                    <pic:cNvPr id="806714568" name=""/>
+                    <pic:cNvPicPr/>
+                  </pic:nvPicPr>
+                  <pic:blipFill>
+                    <a:blip r:embed="rId6"/>
+                    <a:stretch>
+                      <a:fillRect/>
+                    </a:stretch>
+                  </pic:blipFill>
+                  <pic:spPr>
+                    <a:xfrm>
+                      <a:off x="0" y="0"/>
+                      <a:ext cx="5620534" cy="4267796"/>
+                    </a:xfrm>
+                    <a:prstGeom prst="rect">
+                      <a:avLst/>
+                    </a:prstGeom>
+                  </pic:spPr>
+                </pic:pic>
+              </a:graphicData>
+            </a:graphic>
+          </wp:inline>
+        </w:drawing>
       </w:r>
     </w:p>
     <w:p>
@@ -12833,14 +12304,8 @@
         <w:shd w:val="clear" w:color="auto" w:fill="6B21A8"/>
       </w:pPr>
       <w:r>
-        <w:lastRenderedPageBreak/>
-        <w:t xml:space="preserve">8. Evidencias de Pruebas con </w:t>
-      </w:r>
-      <w:proofErr w:type="spellStart"/>
-      <w:r>
-        <w:t>Postman</w:t>
-      </w:r>
-      <w:proofErr w:type="spellEnd"/>
+        <w:t>8. Evidencias de Pruebas con Postman</w:t>
+      </w:r>
     </w:p>
     <w:p>
       <w:pPr>
@@ -12865,48 +12330,34 @@
         <w:rPr>
           <w:color w:val="1E1B4B"/>
         </w:rPr>
-        <w:t xml:space="preserve"> se presentan las capturas de pantalla de las pruebas realizadas con </w:t>
+        <w:t xml:space="preserve"> se presentan las capturas de pantalla de las pruebas realizadas con Postman para cada uno de los </w:t>
       </w:r>
       <w:proofErr w:type="spellStart"/>
       <w:r>
         <w:rPr>
           <w:color w:val="1E1B4B"/>
         </w:rPr>
-        <w:t>Postman</w:t>
+        <w:t>endpoints</w:t>
       </w:r>
       <w:proofErr w:type="spellEnd"/>
       <w:r>
         <w:rPr>
           <w:color w:val="1E1B4B"/>
         </w:rPr>
-        <w:t xml:space="preserve"> para cada uno de los </w:t>
+        <w:t xml:space="preserve"> del sistema, verificando el correcto funcionamiento de la </w:t>
       </w:r>
       <w:proofErr w:type="spellStart"/>
       <w:r>
         <w:rPr>
           <w:color w:val="1E1B4B"/>
         </w:rPr>
-        <w:t>endpoints</w:t>
+        <w:t>autenticacion</w:t>
       </w:r>
       <w:proofErr w:type="spellEnd"/>
       <w:r>
         <w:rPr>
           <w:color w:val="1E1B4B"/>
         </w:rPr>
-        <w:t xml:space="preserve"> del sistema, verificando el correcto funcionamiento de la </w:t>
-      </w:r>
-      <w:proofErr w:type="spellStart"/>
-      <w:r>
-        <w:rPr>
-          <w:color w:val="1E1B4B"/>
-        </w:rPr>
-        <w:t>autenticacion</w:t>
-      </w:r>
-      <w:proofErr w:type="spellEnd"/>
-      <w:r>
-        <w:rPr>
-          <w:color w:val="1E1B4B"/>
-        </w:rPr>
         <w:t xml:space="preserve"> JWT, el control de acceso por roles y las operaciones CRUD.</w:t>
       </w:r>
     </w:p>
@@ -12920,15 +12371,8 @@
         <w:pStyle w:val="Ttulo2"/>
       </w:pPr>
       <w:r>
-        <w:t xml:space="preserve">8.1 </w:t>
-      </w:r>
-      <w:proofErr w:type="spellStart"/>
-      <w:r>
-        <w:t>Login</w:t>
-      </w:r>
-      <w:proofErr w:type="spellEnd"/>
-      <w:r>
-        <w:t xml:space="preserve"> — </w:t>
+        <w:lastRenderedPageBreak/>
+        <w:t xml:space="preserve">8.1 Login — </w:t>
       </w:r>
       <w:proofErr w:type="spellStart"/>
       <w:r>
@@ -12963,7 +12407,7 @@
                     <pic:cNvPicPr/>
                   </pic:nvPicPr>
                   <pic:blipFill>
-                    <a:blip r:embed="rId6" cstate="print">
+                    <a:blip r:embed="rId7" cstate="print">
                       <a:extLst>
                         <a:ext uri="{28A0092B-C50C-407E-A947-70E740481C1C}">
                           <a14:useLocalDpi xmlns:a14="http://schemas.microsoft.com/office/drawing/2010/main" val="0"/>
@@ -13022,7 +12466,7 @@
                     <pic:cNvPicPr/>
                   </pic:nvPicPr>
                   <pic:blipFill>
-                    <a:blip r:embed="rId7" cstate="print">
+                    <a:blip r:embed="rId8" cstate="print">
                       <a:extLst>
                         <a:ext uri="{28A0092B-C50C-407E-A947-70E740481C1C}">
                           <a14:useLocalDpi xmlns:a14="http://schemas.microsoft.com/office/drawing/2010/main" val="0"/>
@@ -13082,7 +12526,7 @@
                     <pic:cNvPicPr/>
                   </pic:nvPicPr>
                   <pic:blipFill>
-                    <a:blip r:embed="rId8" cstate="print">
+                    <a:blip r:embed="rId9" cstate="print">
                       <a:extLst>
                         <a:ext uri="{28A0092B-C50C-407E-A947-70E740481C1C}">
                           <a14:useLocalDpi xmlns:a14="http://schemas.microsoft.com/office/drawing/2010/main" val="0"/>
@@ -13119,7 +12563,7 @@
           <w:noProof/>
         </w:rPr>
         <w:drawing>
-          <wp:anchor distT="0" distB="0" distL="114300" distR="114300" simplePos="0" relativeHeight="251659264" behindDoc="0" locked="0" layoutInCell="1" allowOverlap="1" wp14:anchorId="0D938B96" wp14:editId="40533D00">
+          <wp:anchor distT="0" distB="0" distL="114300" distR="114300" simplePos="0" relativeHeight="251659264" behindDoc="0" locked="0" layoutInCell="1" allowOverlap="1" wp14:anchorId="0D938B96" wp14:editId="0A330447">
             <wp:simplePos x="0" y="0"/>
             <wp:positionH relativeFrom="margin">
               <wp:posOffset>2707304</wp:posOffset>
@@ -13142,7 +12586,7 @@
                     <pic:cNvPicPr/>
                   </pic:nvPicPr>
                   <pic:blipFill>
-                    <a:blip r:embed="rId9" cstate="print">
+                    <a:blip r:embed="rId10" cstate="print">
                       <a:extLst>
                         <a:ext uri="{28A0092B-C50C-407E-A947-70E740481C1C}">
                           <a14:useLocalDpi xmlns:a14="http://schemas.microsoft.com/office/drawing/2010/main" val="0"/>
@@ -13202,7 +12646,7 @@
                     <pic:cNvPicPr/>
                   </pic:nvPicPr>
                   <pic:blipFill>
-                    <a:blip r:embed="rId10" cstate="print">
+                    <a:blip r:embed="rId11" cstate="print">
                       <a:extLst>
                         <a:ext uri="{28A0092B-C50C-407E-A947-70E740481C1C}">
                           <a14:useLocalDpi xmlns:a14="http://schemas.microsoft.com/office/drawing/2010/main" val="0"/>
@@ -13253,7 +12697,7 @@
         </w:rPr>
         <w:lastRenderedPageBreak/>
         <w:drawing>
-          <wp:inline distT="0" distB="0" distL="0" distR="0" wp14:anchorId="2F8B560C" wp14:editId="1F656A7E">
+          <wp:inline distT="0" distB="0" distL="0" distR="0" wp14:anchorId="2F8B560C" wp14:editId="6818604B">
             <wp:extent cx="3603812" cy="2144080"/>
             <wp:effectExtent l="0" t="0" r="0" b="8890"/>
             <wp:docPr id="1061999459" name="Imagen 8"/>
@@ -13268,7 +12712,7 @@
                     <pic:cNvPicPr/>
                   </pic:nvPicPr>
                   <pic:blipFill>
-                    <a:blip r:embed="rId11" cstate="print">
+                    <a:blip r:embed="rId12" cstate="print">
                       <a:extLst>
                         <a:ext uri="{28A0092B-C50C-407E-A947-70E740481C1C}">
                           <a14:useLocalDpi xmlns:a14="http://schemas.microsoft.com/office/drawing/2010/main" val="0"/>
@@ -13327,7 +12771,7 @@
                     <pic:cNvPicPr/>
                   </pic:nvPicPr>
                   <pic:blipFill>
-                    <a:blip r:embed="rId12" cstate="print">
+                    <a:blip r:embed="rId13" cstate="print">
                       <a:extLst>
                         <a:ext uri="{28A0092B-C50C-407E-A947-70E740481C1C}">
                           <a14:useLocalDpi xmlns:a14="http://schemas.microsoft.com/office/drawing/2010/main" val="0"/>
@@ -13387,7 +12831,7 @@
                     <pic:cNvPicPr/>
                   </pic:nvPicPr>
                   <pic:blipFill>
-                    <a:blip r:embed="rId13">
+                    <a:blip r:embed="rId14">
                       <a:extLst>
                         <a:ext uri="{28A0092B-C50C-407E-A947-70E740481C1C}">
                           <a14:useLocalDpi xmlns:a14="http://schemas.microsoft.com/office/drawing/2010/main" val="0"/>
@@ -13424,7 +12868,7 @@
           <w:noProof/>
         </w:rPr>
         <w:drawing>
-          <wp:anchor distT="0" distB="0" distL="114300" distR="114300" simplePos="0" relativeHeight="251664384" behindDoc="0" locked="0" layoutInCell="1" allowOverlap="1" wp14:anchorId="2269D07F" wp14:editId="2E8EE1DC">
+          <wp:anchor distT="0" distB="0" distL="114300" distR="114300" simplePos="0" relativeHeight="251664384" behindDoc="0" locked="0" layoutInCell="1" allowOverlap="1" wp14:anchorId="2269D07F" wp14:editId="1CBF0B12">
             <wp:simplePos x="0" y="0"/>
             <wp:positionH relativeFrom="column">
               <wp:posOffset>-735330</wp:posOffset>
@@ -13447,7 +12891,7 @@
                     <pic:cNvPicPr/>
                   </pic:nvPicPr>
                   <pic:blipFill>
-                    <a:blip r:embed="rId14" cstate="print">
+                    <a:blip r:embed="rId15" cstate="print">
                       <a:extLst>
                         <a:ext uri="{28A0092B-C50C-407E-A947-70E740481C1C}">
                           <a14:useLocalDpi xmlns:a14="http://schemas.microsoft.com/office/drawing/2010/main" val="0"/>
@@ -13496,7 +12940,7 @@
         </w:rPr>
         <w:lastRenderedPageBreak/>
         <w:drawing>
-          <wp:anchor distT="0" distB="0" distL="114300" distR="114300" simplePos="0" relativeHeight="251662336" behindDoc="0" locked="0" layoutInCell="1" allowOverlap="1" wp14:anchorId="7554EED8" wp14:editId="25AE6614">
+          <wp:anchor distT="0" distB="0" distL="114300" distR="114300" simplePos="0" relativeHeight="251662336" behindDoc="0" locked="0" layoutInCell="1" allowOverlap="1" wp14:anchorId="7554EED8" wp14:editId="578B7973">
             <wp:simplePos x="0" y="0"/>
             <wp:positionH relativeFrom="margin">
               <wp:posOffset>-747</wp:posOffset>
@@ -13519,7 +12963,7 @@
                     <pic:cNvPicPr/>
                   </pic:nvPicPr>
                   <pic:blipFill>
-                    <a:blip r:embed="rId15" cstate="print">
+                    <a:blip r:embed="rId16" cstate="print">
                       <a:extLst>
                         <a:ext uri="{28A0092B-C50C-407E-A947-70E740481C1C}">
                           <a14:useLocalDpi xmlns:a14="http://schemas.microsoft.com/office/drawing/2010/main" val="0"/>
@@ -13556,7 +13000,7 @@
           <w:noProof/>
         </w:rPr>
         <w:drawing>
-          <wp:anchor distT="0" distB="0" distL="114300" distR="114300" simplePos="0" relativeHeight="251666432" behindDoc="0" locked="0" layoutInCell="1" allowOverlap="1" wp14:anchorId="2CCCDF30" wp14:editId="06AC93CA">
+          <wp:anchor distT="0" distB="0" distL="114300" distR="114300" simplePos="0" relativeHeight="251666432" behindDoc="0" locked="0" layoutInCell="1" allowOverlap="1" wp14:anchorId="2CCCDF30" wp14:editId="58DAA8D3">
             <wp:simplePos x="0" y="0"/>
             <wp:positionH relativeFrom="column">
               <wp:posOffset>0</wp:posOffset>
@@ -13579,7 +13023,7 @@
                     <pic:cNvPicPr/>
                   </pic:nvPicPr>
                   <pic:blipFill>
-                    <a:blip r:embed="rId16" cstate="print">
+                    <a:blip r:embed="rId17" cstate="print">
                       <a:extLst>
                         <a:ext uri="{28A0092B-C50C-407E-A947-70E740481C1C}">
                           <a14:useLocalDpi xmlns:a14="http://schemas.microsoft.com/office/drawing/2010/main" val="0"/>
@@ -13643,7 +13087,7 @@
                     <pic:cNvPicPr/>
                   </pic:nvPicPr>
                   <pic:blipFill>
-                    <a:blip r:embed="rId17" cstate="print">
+                    <a:blip r:embed="rId18" cstate="print">
                       <a:extLst>
                         <a:ext uri="{28A0092B-C50C-407E-A947-70E740481C1C}">
                           <a14:useLocalDpi xmlns:a14="http://schemas.microsoft.com/office/drawing/2010/main" val="0"/>
@@ -13703,7 +13147,7 @@
                     <pic:cNvPicPr/>
                   </pic:nvPicPr>
                   <pic:blipFill>
-                    <a:blip r:embed="rId18" cstate="print">
+                    <a:blip r:embed="rId19" cstate="print">
                       <a:extLst>
                         <a:ext uri="{28A0092B-C50C-407E-A947-70E740481C1C}">
                           <a14:useLocalDpi xmlns:a14="http://schemas.microsoft.com/office/drawing/2010/main" val="0"/>
@@ -13763,7 +13207,7 @@
                     <pic:cNvPicPr/>
                   </pic:nvPicPr>
                   <pic:blipFill>
-                    <a:blip r:embed="rId19" cstate="print">
+                    <a:blip r:embed="rId20" cstate="print">
                       <a:extLst>
                         <a:ext uri="{28A0092B-C50C-407E-A947-70E740481C1C}">
                           <a14:useLocalDpi xmlns:a14="http://schemas.microsoft.com/office/drawing/2010/main" val="0"/>
@@ -13823,7 +13267,7 @@
                     <pic:cNvPicPr/>
                   </pic:nvPicPr>
                   <pic:blipFill>
-                    <a:blip r:embed="rId20" cstate="print">
+                    <a:blip r:embed="rId21" cstate="print">
                       <a:extLst>
                         <a:ext uri="{28A0092B-C50C-407E-A947-70E740481C1C}">
                           <a14:useLocalDpi xmlns:a14="http://schemas.microsoft.com/office/drawing/2010/main" val="0"/>
@@ -13856,10 +13300,7 @@
         </w:drawing>
       </w:r>
       <w:r>
-        <w:t>8.4 Registr</w:t>
-      </w:r>
-      <w:r>
-        <w:t>o</w:t>
+        <w:t>8.4 Registro</w:t>
       </w:r>
     </w:p>
     <w:p>
@@ -13887,7 +13328,7 @@
                     <pic:cNvPicPr/>
                   </pic:nvPicPr>
                   <pic:blipFill>
-                    <a:blip r:embed="rId21">
+                    <a:blip r:embed="rId22">
                       <a:extLst>
                         <a:ext uri="{28A0092B-C50C-407E-A947-70E740481C1C}">
                           <a14:useLocalDpi xmlns:a14="http://schemas.microsoft.com/office/drawing/2010/main" val="0"/>
@@ -13954,7 +13395,7 @@
                     <pic:cNvPicPr/>
                   </pic:nvPicPr>
                   <pic:blipFill>
-                    <a:blip r:embed="rId22" cstate="print">
+                    <a:blip r:embed="rId23" cstate="print">
                       <a:extLst>
                         <a:ext uri="{28A0092B-C50C-407E-A947-70E740481C1C}">
                           <a14:useLocalDpi xmlns:a14="http://schemas.microsoft.com/office/drawing/2010/main" val="0"/>
@@ -14014,7 +13455,7 @@
                     <pic:cNvPicPr/>
                   </pic:nvPicPr>
                   <pic:blipFill>
-                    <a:blip r:embed="rId23" cstate="print">
+                    <a:blip r:embed="rId24" cstate="print">
                       <a:extLst>
                         <a:ext uri="{28A0092B-C50C-407E-A947-70E740481C1C}">
                           <a14:useLocalDpi xmlns:a14="http://schemas.microsoft.com/office/drawing/2010/main" val="0"/>
@@ -14074,7 +13515,7 @@
                     <pic:cNvPicPr/>
                   </pic:nvPicPr>
                   <pic:blipFill>
-                    <a:blip r:embed="rId24" cstate="print">
+                    <a:blip r:embed="rId25" cstate="print">
                       <a:extLst>
                         <a:ext uri="{28A0092B-C50C-407E-A947-70E740481C1C}">
                           <a14:useLocalDpi xmlns:a14="http://schemas.microsoft.com/office/drawing/2010/main" val="0"/>
@@ -14134,7 +13575,7 @@
                     <pic:cNvPicPr/>
                   </pic:nvPicPr>
                   <pic:blipFill>
-                    <a:blip r:embed="rId25" cstate="print">
+                    <a:blip r:embed="rId26" cstate="print">
                       <a:extLst>
                         <a:ext uri="{28A0092B-C50C-407E-A947-70E740481C1C}">
                           <a14:useLocalDpi xmlns:a14="http://schemas.microsoft.com/office/drawing/2010/main" val="0"/>
@@ -14204,7 +13645,7 @@
                     <pic:cNvPicPr/>
                   </pic:nvPicPr>
                   <pic:blipFill>
-                    <a:blip r:embed="rId26">
+                    <a:blip r:embed="rId27">
                       <a:extLst>
                         <a:ext uri="{28A0092B-C50C-407E-A947-70E740481C1C}">
                           <a14:useLocalDpi xmlns:a14="http://schemas.microsoft.com/office/drawing/2010/main" val="0"/>
@@ -14272,12 +13713,6 @@
         <w:gridCol w:w="6560"/>
       </w:tblGrid>
       <w:tr>
-        <w:tblPrEx>
-          <w:tblCellMar>
-            <w:top w:w="0" w:type="dxa"/>
-            <w:bottom w:w="0" w:type="dxa"/>
-          </w:tblCellMar>
-        </w:tblPrEx>
         <w:trPr>
           <w:tblHeader/>
         </w:trPr>
@@ -14353,12 +13788,6 @@
         </w:tc>
       </w:tr>
       <w:tr>
-        <w:tblPrEx>
-          <w:tblCellMar>
-            <w:top w:w="0" w:type="dxa"/>
-            <w:bottom w:w="0" w:type="dxa"/>
-          </w:tblCellMar>
-        </w:tblPrEx>
         <w:tc>
           <w:tcPr>
             <w:tcW w:w="2800" w:type="dxa"/>
@@ -14419,12 +13848,6 @@
         </w:tc>
       </w:tr>
       <w:tr>
-        <w:tblPrEx>
-          <w:tblCellMar>
-            <w:top w:w="0" w:type="dxa"/>
-            <w:bottom w:w="0" w:type="dxa"/>
-          </w:tblCellMar>
-        </w:tblPrEx>
         <w:tc>
           <w:tcPr>
             <w:tcW w:w="2800" w:type="dxa"/>
@@ -14485,12 +13908,6 @@
         </w:tc>
       </w:tr>
       <w:tr>
-        <w:tblPrEx>
-          <w:tblCellMar>
-            <w:top w:w="0" w:type="dxa"/>
-            <w:bottom w:w="0" w:type="dxa"/>
-          </w:tblCellMar>
-        </w:tblPrEx>
         <w:tc>
           <w:tcPr>
             <w:tcW w:w="2800" w:type="dxa"/>
@@ -14569,12 +13986,6 @@
         </w:tc>
       </w:tr>
       <w:tr>
-        <w:tblPrEx>
-          <w:tblCellMar>
-            <w:top w:w="0" w:type="dxa"/>
-            <w:bottom w:w="0" w:type="dxa"/>
-          </w:tblCellMar>
-        </w:tblPrEx>
         <w:tc>
           <w:tcPr>
             <w:tcW w:w="2800" w:type="dxa"/>
@@ -14645,12 +14056,6 @@
         </w:tc>
       </w:tr>
       <w:tr>
-        <w:tblPrEx>
-          <w:tblCellMar>
-            <w:top w:w="0" w:type="dxa"/>
-            <w:bottom w:w="0" w:type="dxa"/>
-          </w:tblCellMar>
-        </w:tblPrEx>
         <w:tc>
           <w:tcPr>
             <w:tcW w:w="2800" w:type="dxa"/>
@@ -14746,7 +14151,7 @@
 </file>
 
 <file path=word/numbering.xml><?xml version="1.0" encoding="utf-8"?>
-<w:numbering xmlns:wpc="http://schemas.microsoft.com/office/word/2010/wordprocessingCanvas" xmlns:cx="http://schemas.microsoft.com/office/drawing/2014/chartex" xmlns:cx1="http://schemas.microsoft.com/office/drawing/2015/9/8/chartex" xmlns:cx2="http://schemas.microsoft.com/office/drawing/2015/10/21/chartex" xmlns:cx3="http://schemas.microsoft.com/office/drawing/2016/5/9/chartex" xmlns:cx4="http://schemas.microsoft.com/office/drawing/2016/5/10/chartex" xmlns:cx5="http://schemas.microsoft.com/office/drawing/2016/5/11/chartex" xmlns:cx6="http://schemas.microsoft.com/office/drawing/2016/5/12/chartex" xmlns:cx7="http://schemas.microsoft.com/office/drawing/2016/5/13/chartex" xmlns:cx8="http://schemas.microsoft.com/office/drawing/2016/5/14/chartex" xmlns:mc="http://schemas.openxmlformats.org/markup-compatibility/2006" xmlns:aink="http://schemas.microsoft.com/office/drawing/2016/ink" xmlns:am3d="http://schemas.microsoft.com/office/drawing/2017/model3d" xmlns:o="urn:schemas-microsoft-com:office:office" xmlns:oel="http://schemas.microsoft.com/office/2019/extlst" xmlns:r="http://schemas.openxmlformats.org/officeDocument/2006/relationships" xmlns:m="http://schemas.openxmlformats.org/officeDocument/2006/math" xmlns:v="urn:schemas-microsoft-com:vml" xmlns:wp14="http://schemas.microsoft.com/office/word/2010/wordprocessingDrawing" xmlns:wp="http://schemas.openxmlformats.org/drawingml/2006/wordprocessingDrawing" xmlns:w10="urn:schemas-microsoft-com:office:word" xmlns:w="http://schemas.openxmlformats.org/wordprocessingml/2006/main" xmlns:w14="http://schemas.microsoft.com/office/word/2010/wordml" xmlns:w15="http://schemas.microsoft.com/office/word/2012/wordml" xmlns:w16cex="http://schemas.microsoft.com/office/word/2018/wordml/cex" xmlns:w16cid="http://schemas.microsoft.com/office/word/2016/wordml/cid" xmlns:w16="http://schemas.microsoft.com/office/word/2018/wordml" xmlns:w16du="http://schemas.microsoft.com/office/word/2023/wordml/word16du" xmlns:w16sdtdh="http://schemas.microsoft.com/office/word/2020/wordml/sdtdatahash" xmlns:w16se="http://schemas.microsoft.com/office/word/2015/wordml/symex" xmlns:wpg="http://schemas.microsoft.com/office/word/2010/wordprocessingGroup" xmlns:wpi="http://schemas.microsoft.com/office/word/2010/wordprocessingInk" xmlns:wne="http://schemas.microsoft.com/office/word/2006/wordml" xmlns:wps="http://schemas.microsoft.com/office/word/2010/wordprocessingShape" mc:Ignorable="w14 w15 w16se w16cid w16 w16cex w16sdtdh w16du wp14">
+<w:numbering xmlns:wpc="http://schemas.microsoft.com/office/word/2010/wordprocessingCanvas" xmlns:cx="http://schemas.microsoft.com/office/drawing/2014/chartex" xmlns:cx1="http://schemas.microsoft.com/office/drawing/2015/9/8/chartex" xmlns:cx2="http://schemas.microsoft.com/office/drawing/2015/10/21/chartex" xmlns:cx3="http://schemas.microsoft.com/office/drawing/2016/5/9/chartex" xmlns:cx4="http://schemas.microsoft.com/office/drawing/2016/5/10/chartex" xmlns:cx5="http://schemas.microsoft.com/office/drawing/2016/5/11/chartex" xmlns:cx6="http://schemas.microsoft.com/office/drawing/2016/5/12/chartex" xmlns:cx7="http://schemas.microsoft.com/office/drawing/2016/5/13/chartex" xmlns:cx8="http://schemas.microsoft.com/office/drawing/2016/5/14/chartex" xmlns:mc="http://schemas.openxmlformats.org/markup-compatibility/2006" xmlns:aink="http://schemas.microsoft.com/office/drawing/2016/ink" xmlns:am3d="http://schemas.microsoft.com/office/drawing/2017/model3d" xmlns:o="urn:schemas-microsoft-com:office:office" xmlns:oel="http://schemas.microsoft.com/office/2019/extlst" xmlns:r="http://schemas.openxmlformats.org/officeDocument/2006/relationships" xmlns:m="http://schemas.openxmlformats.org/officeDocument/2006/math" xmlns:v="urn:schemas-microsoft-com:vml" xmlns:wp14="http://schemas.microsoft.com/office/word/2010/wordprocessingDrawing" xmlns:wp="http://schemas.openxmlformats.org/drawingml/2006/wordprocessingDrawing" xmlns:w10="urn:schemas-microsoft-com:office:word" xmlns:w="http://schemas.openxmlformats.org/wordprocessingml/2006/main" xmlns:w14="http://schemas.microsoft.com/office/word/2010/wordml" xmlns:w15="http://schemas.microsoft.com/office/word/2012/wordml" xmlns:w16cex="http://schemas.microsoft.com/office/word/2018/wordml/cex" xmlns:w16cid="http://schemas.microsoft.com/office/word/2016/wordml/cid" xmlns:w16="http://schemas.microsoft.com/office/word/2018/wordml" xmlns:w16du="http://schemas.microsoft.com/office/word/2023/wordml/word16du" xmlns:w16sdtdh="http://schemas.microsoft.com/office/word/2020/wordml/sdtdatahash" xmlns:w16sdtfl="http://schemas.microsoft.com/office/word/2024/wordml/sdtformatlock" xmlns:w16se="http://schemas.microsoft.com/office/word/2015/wordml/symex" xmlns:wpg="http://schemas.microsoft.com/office/word/2010/wordprocessingGroup" xmlns:wpi="http://schemas.microsoft.com/office/word/2010/wordprocessingInk" xmlns:wne="http://schemas.microsoft.com/office/word/2006/wordml" xmlns:wps="http://schemas.microsoft.com/office/word/2010/wordprocessingShape" mc:Ignorable="w14 w15 w16se w16cid w16 w16cex w16sdtdh w16sdtfl w16du wp14">
   <w:abstractNum w:abstractNumId="0" w15:restartNumberingAfterBreak="0">
     <w:nsid w:val="6A94073F"/>
     <w:multiLevelType w:val="hybridMultilevel"/>
@@ -14903,7 +14308,7 @@
 </file>
 
 <file path=word/styles.xml><?xml version="1.0" encoding="utf-8"?>
-<w:styles xmlns:mc="http://schemas.openxmlformats.org/markup-compatibility/2006" xmlns:r="http://schemas.openxmlformats.org/officeDocument/2006/relationships" xmlns:w="http://schemas.openxmlformats.org/wordprocessingml/2006/main" xmlns:w14="http://schemas.microsoft.com/office/word/2010/wordml" xmlns:w15="http://schemas.microsoft.com/office/word/2012/wordml" xmlns:w16cex="http://schemas.microsoft.com/office/word/2018/wordml/cex" xmlns:w16cid="http://schemas.microsoft.com/office/word/2016/wordml/cid" xmlns:w16="http://schemas.microsoft.com/office/word/2018/wordml" xmlns:w16du="http://schemas.microsoft.com/office/word/2023/wordml/word16du" xmlns:w16sdtdh="http://schemas.microsoft.com/office/word/2020/wordml/sdtdatahash" xmlns:w16se="http://schemas.microsoft.com/office/word/2015/wordml/symex" mc:Ignorable="w14 w15 w16se w16cid w16 w16cex w16sdtdh w16du">
+<w:styles xmlns:mc="http://schemas.openxmlformats.org/markup-compatibility/2006" xmlns:r="http://schemas.openxmlformats.org/officeDocument/2006/relationships" xmlns:w="http://schemas.openxmlformats.org/wordprocessingml/2006/main" xmlns:w14="http://schemas.microsoft.com/office/word/2010/wordml" xmlns:w15="http://schemas.microsoft.com/office/word/2012/wordml" xmlns:w16cex="http://schemas.microsoft.com/office/word/2018/wordml/cex" xmlns:w16cid="http://schemas.microsoft.com/office/word/2016/wordml/cid" xmlns:w16="http://schemas.microsoft.com/office/word/2018/wordml" xmlns:w16du="http://schemas.microsoft.com/office/word/2023/wordml/word16du" xmlns:w16sdtdh="http://schemas.microsoft.com/office/word/2020/wordml/sdtdatahash" xmlns:w16sdtfl="http://schemas.microsoft.com/office/word/2024/wordml/sdtformatlock" xmlns:w16se="http://schemas.microsoft.com/office/word/2015/wordml/symex" mc:Ignorable="w14 w15 w16se w16cid w16 w16cex w16sdtdh w16sdtfl w16du">
   <w:docDefaults>
     <w:rPrDefault>
       <w:rPr>
